--- a/core/Шаблоны/Договор_услуги_юрлицо.docx
+++ b/core/Шаблоны/Договор_услуги_юрлицо.docx
@@ -1898,11 +1898,7 @@
               <w:spacing w:after="120"/>
             </w:pPr>
             <w:r>
-              <w:rPr>
-                <w:sz w:val="24"/>
-                <w:szCs w:val="24"/>
-              </w:rPr>
-              <w:t>От имени Исполнителя _______________</w:t>
+              <w:t xml:space="preserve">От имени Исполнителя  {{ факсимиле_директор }} </w:t>
             </w:r>
           </w:p>
           <w:p>
@@ -3322,11 +3318,7 @@
               <w:spacing w:after="120"/>
             </w:pPr>
             <w:r>
-              <w:rPr>
-                <w:sz w:val="24"/>
-                <w:szCs w:val="24"/>
-              </w:rPr>
-              <w:t>От имени Исполнителя _______________</w:t>
+              <w:t xml:space="preserve">От имени Исполнителя  {{ факсимиле_директор }} </w:t>
             </w:r>
           </w:p>
           <w:p>

--- a/core/Шаблоны/Договор_услуги_юрлицо.docx
+++ b/core/Шаблоны/Договор_услуги_юрлицо.docx
@@ -3388,6 +3388,16 @@
       </w:tr>
     </w:tbl>
     <w:p/>
+    <w:p>
+      <w:r>
+        <w:t>{{ признают_факсимиле }}</w:t>
+      </w:r>
+    </w:p>
+    <w:p>
+      <w:r>
+        <w:t>М.П. {{ факсимиле_печать }}</w:t>
+      </w:r>
+    </w:p>
     <w:sectPr>
       <w:pgSz w:w="11906" w:h="16838"/>
       <w:pgMar w:top="1134" w:right="850" w:bottom="993" w:left="1701" w:header="708" w:footer="708" w:gutter="0"/>
